--- a/doc/features_en.docx
+++ b/doc/features_en.docx
@@ -232,6 +232,14 @@
       </w:pPr>
       <w:r>
         <w:t>Fetch elevation data from Mapbox</w:t>
+      </w:r>
+    </w:p>
+    <w:p>
+      <w:pPr>
+        <w:pStyle w:val="Aufzhlungszeichen"/>
+      </w:pPr>
+      <w:r>
+        <w:t xml:space="preserve">Fix speed spike at a cut seam (missing riding time after a camera failure)</w:t>
       </w:r>
     </w:p>
     <w:p>

--- a/doc/features_en.docx
+++ b/doc/features_en.docx
@@ -135,6 +135,14 @@
         <w:pStyle w:val="Aufzhlungszeichen"/>
       </w:pPr>
       <w:r>
+        <w:t xml:space="preserve">Undo history (Edit menu): every step with a name and time, undo back to any of them</w:t>
+      </w:r>
+    </w:p>
+    <w:p>
+      <w:pPr>
+        <w:pStyle w:val="Aufzhlungszeichen"/>
+      </w:pPr>
+      <w:r>
         <w:t xml:space="preserve">Thumbnails in the timeline (optional): single frames of the video drawn along the timeline, so a cut can be placed by the picture</w:t>
       </w:r>
     </w:p>
@@ -231,7 +239,7 @@
         <w:pStyle w:val="Aufzhlungszeichen"/>
       </w:pPr>
       <w:r>
-        <w:t>Fetch elevation data from Mapbox</w:t>
+        <w:t>Fetch elevation data from Mapbox (interpolated between the pixels)</w:t>
       </w:r>
     </w:p>
     <w:p>
@@ -240,6 +248,38 @@
       </w:pPr>
       <w:r>
         <w:t xml:space="preserve">Fix speed spike at a cut seam (missing riding time after a camera failure)</w:t>
+      </w:r>
+    </w:p>
+    <w:p>
+      <w:pPr>
+        <w:pStyle w:val="Aufzhlungszeichen"/>
+      </w:pPr>
+      <w:r>
+        <w:t xml:space="preserve">Cut GPX to video (B..E): after a camera failure, remove exactly the GPX time that puts a chosen point back on the video time</w:t>
+      </w:r>
+    </w:p>
+    <w:p>
+      <w:pPr>
+        <w:pStyle w:val="Aufzhlungszeichen"/>
+      </w:pPr>
+      <w:r>
+        <w:t xml:space="preserve">Height profile editor (B..E): rebuild the heights of a section by hand - support points, grades, rounding per point, video position in the profile</w:t>
+      </w:r>
+    </w:p>
+    <w:p>
+      <w:pPr>
+        <w:pStyle w:val="Aufzhlungszeichen"/>
+      </w:pPr>
+      <w:r>
+        <w:t xml:space="preserve">Smooth a marked range only; warning when the track was already smoothed, climb before and after</w:t>
+      </w:r>
+    </w:p>
+    <w:p>
+      <w:pPr>
+        <w:pStyle w:val="Aufzhlungszeichen"/>
+      </w:pPr>
+      <w:r>
+        <w:t xml:space="preserve">Right-click markB / markE: re-select the gap of the last cut</w:t>
       </w:r>
     </w:p>
     <w:p>

--- a/doc/features_en.docx
+++ b/doc/features_en.docx
@@ -23,7 +23,7 @@
         <w:pStyle w:val="Aufzhlungszeichen"/>
       </w:pPr>
       <w:r>
-        <w:t>Import Videos (single or multiple)</w:t>
+        <w:t>Import Videos (single or multiple; several files go in in recording order, GoPro chapters in sequence)</w:t>
       </w:r>
     </w:p>
     <w:p>

--- a/doc/features_en.docx
+++ b/doc/features_en.docx
@@ -103,7 +103,7 @@
         <w:pStyle w:val="Aufzhlungszeichen"/>
       </w:pPr>
       <w:r>
-        <w:t xml:space="preserve">Video export (Copy Mode = fast, needs ffmpeg on your computer; Encode Mode = slow with crossfades/overlays)</w:t>
+        <w:t xml:space="preserve">Video export (Copy Mode = fast, needs ffmpeg on your computer; Encode Mode = slow with crossfades/overlays; a running export can be stopped)</w:t>
       </w:r>
     </w:p>
     <w:p>

--- a/doc/features_en.docx
+++ b/doc/features_en.docx
@@ -280,6 +280,14 @@
       </w:pPr>
       <w:r>
         <w:t xml:space="preserve">Right-click markB / markE: re-select the gap of the last cut</w:t>
+      </w:r>
+    </w:p>
+    <w:p>
+      <w:pPr>
+        <w:pStyle w:val="Aufzhlungszeichen"/>
+      </w:pPr>
+      <w:r>
+        <w:t>Bookmarks on GPX points: remembered by coordinates, so they survive cuts and time edits; per slot, saved in the project; Ctrl+B sets, Ctrl+1..9 jump; listed in track order</w:t>
       </w:r>
     </w:p>
     <w:p>
@@ -386,6 +394,14 @@
     </w:p>
     <w:p>
       <w:pPr>
+        <w:pStyle w:val="Aufzhlungszeichen"/>
+      </w:pPr>
+      <w:r>
+        <w:t>Right-click a point on the map to bookmark it - the browser menu is gone</w:t>
+      </w:r>
+    </w:p>
+    <w:p>
+      <w:pPr>
         <w:pStyle w:val="berschrift2"/>
       </w:pPr>
       <w:r>
@@ -438,6 +454,14 @@
       </w:pPr>
       <w:r>
         <w:t>Global Time / Final Time display modes</w:t>
+      </w:r>
+    </w:p>
+    <w:p>
+      <w:pPr>
+        <w:pStyle w:val="Aufzhlungszeichen"/>
+      </w:pPr>
+      <w:r>
+        <w:t>Command line options: -? lists them; -v (verbose), -selftest, -menuup</w:t>
       </w:r>
     </w:p>
     <w:p>

--- a/doc/features_en.docx
+++ b/doc/features_en.docx
@@ -247,7 +247,7 @@
         <w:pStyle w:val="Aufzhlungszeichen"/>
       </w:pPr>
       <w:r>
-        <w:t xml:space="preserve">Fix speed spike at a cut seam (missing riding time after a camera failure)</w:t>
+        <w:t>Fix speed spike at a cut seam (missing riding time after a camera failure); the dialog shows the ten points next to the seam and a before/after chart of the whole range</w:t>
       </w:r>
     </w:p>
     <w:p>
@@ -288,6 +288,14 @@
       </w:pPr>
       <w:r>
         <w:t>Bookmarks on GPX points: remembered by coordinates, so they survive cuts and time edits; per slot, saved in the project; Ctrl+B sets, Ctrl+1..9 jump; listed in track order</w:t>
+      </w:r>
+    </w:p>
+    <w:p>
+      <w:pPr>
+        <w:pStyle w:val="Aufzhlungszeichen"/>
+      </w:pPr>
+      <w:r>
+        <w:t>markB / markE from the GPX bar: if the video has moved on, the app asks whether to mark the point under the video instead of the stale selection</w:t>
       </w:r>
     </w:p>
     <w:p>
@@ -466,6 +474,14 @@
     </w:p>
     <w:p>
       <w:pPr>
+        <w:pStyle w:val="Aufzhlungszeichen"/>
+      </w:pPr>
+      <w:r>
+        <w:t>GPX bar position: under or over the GPX table, under or over the map, or floating with a grip anywhere in the window; position remembered</w:t>
+      </w:r>
+    </w:p>
+    <w:p>
+      <w:pPr>
         <w:pStyle w:val="berschrift2"/>
       </w:pPr>
       <w:r>
@@ -534,6 +550,14 @@
       </w:pPr>
       <w:r>
         <w:t>Privacy dialog: which connections the program makes, and when</w:t>
+      </w:r>
+    </w:p>
+    <w:p>
+      <w:pPr>
+        <w:pStyle w:val="Aufzhlungszeichen"/>
+      </w:pPr>
+      <w:r>
+        <w:t>Shortcuts list (Help menu)</w:t>
       </w:r>
     </w:p>
     <w:p>

--- a/doc/features_en.docx
+++ b/doc/features_en.docx
@@ -71,6 +71,14 @@
         <w:pStyle w:val="Aufzhlungszeichen"/>
       </w:pPr>
       <w:r>
+        <w:t>Right-click Go to Start / Go to End: jump to the previous / next cut edge or video join</w:t>
+      </w:r>
+    </w:p>
+    <w:p>
+      <w:pPr>
+        <w:pStyle w:val="Aufzhlungszeichen"/>
+      </w:pPr>
+      <w:r>
         <w:t>Step mode navigation (frame, second, minute, keyframe, cut edge)</w:t>
       </w:r>
     </w:p>
@@ -119,6 +127,14 @@
         <w:pStyle w:val="Aufzhlungszeichen"/>
       </w:pPr>
       <w:r>
+        <w:t>Encoder presets: save the encoder settings under a name and switch between them in the Encoder Setup</w:t>
+      </w:r>
+    </w:p>
+    <w:p>
+      <w:pPr>
+        <w:pStyle w:val="Aufzhlungszeichen"/>
+      </w:pPr>
+      <w:r>
         <w:t xml:space="preserve">360° video: real projection with mouse pan and wheel zoom, one viewing direction per video, and the view is rendered into the export</w:t>
       </w:r>
     </w:p>
@@ -135,6 +151,14 @@
         <w:pStyle w:val="Aufzhlungszeichen"/>
       </w:pPr>
       <w:r>
+        <w:t>Merge-Fade at a video join: a transition that costs no frame, no time and no GPX point - the first frame of the next video fades in as a still before the join, the last frame of the previous one fades out after it; right-click the join line in the timeline</w:t>
+      </w:r>
+    </w:p>
+    <w:p>
+      <w:pPr>
+        <w:pStyle w:val="Aufzhlungszeichen"/>
+      </w:pPr>
+      <w:r>
         <w:t xml:space="preserve">Undo history (Edit menu): every step with a name and time, undo back to any of them</w:t>
       </w:r>
     </w:p>
@@ -199,6 +223,14 @@
         <w:pStyle w:val="Aufzhlungszeichen"/>
       </w:pPr>
       <w:r>
+        <w:t>Close Gaps (Directions): elevation from Mapbox or a straight line at one constant gradient along the road, your choice in the dialog</w:t>
+      </w:r>
+    </w:p>
+    <w:p>
+      <w:pPr>
+        <w:pStyle w:val="Aufzhlungszeichen"/>
+      </w:pPr>
+      <w:r>
         <w:t>Delete Way errors / Time errors</w:t>
       </w:r>
     </w:p>
@@ -317,6 +349,14 @@
       </w:pPr>
       <w:r>
         <w:t>Charts of speed, elevation, slope</w:t>
+      </w:r>
+    </w:p>
+    <w:p>
+      <w:pPr>
+        <w:pStyle w:val="Aufzhlungszeichen"/>
+      </w:pPr>
+      <w:r>
+        <w:t>Chart zoom: zoomed in, the axes follow the points in view, scale values at the edge, single points drawn at high zoom, zoom limit by point count</w:t>
       </w:r>
     </w:p>
     <w:p>

--- a/doc/features_en.docx
+++ b/doc/features_en.docx
@@ -135,7 +135,7 @@
         <w:pStyle w:val="Aufzhlungszeichen"/>
       </w:pPr>
       <w:r>
-        <w:t xml:space="preserve">360° video: real projection with mouse pan and wheel zoom, one viewing direction per video, and the view is rendered into the export</w:t>
+        <w:t>360° video: real projection with mouse pan and wheel zoom; keyframes for the viewing direction (button KF, diamonds on the timeline, smooth pans or hard cuts between them, stepper mode KF, undo); optionally the view follows the route direction from the GPX track (Config &gt; 360 Setup, for Direction-Lock / World-Lock exports)</w:t>
       </w:r>
     </w:p>
     <w:p>
